--- a/blog-module/blog-entries/20260313W/spq.docx
+++ b/blog-module/blog-entries/20260313W/spq.docx
@@ -12,7 +12,7 @@
         <w:rPr>
           <w:lang w:val="de-DE"/>
         </w:rPr>
-        <w:t>Random</w:t>
+        <w:t>GP</w:t>
       </w:r>
       <w:r>
         <w:rPr>
@@ -24,7 +24,7 @@
         <w:rPr>
           <w:lang w:val="de-DE"/>
         </w:rPr>
-        <w:t>Misc</w:t>
+        <w:t>2026</w:t>
       </w:r>
     </w:p>
     <w:p>
@@ -44,37 +44,15 @@
       <w:pPr>
         <w:pStyle w:val="a3"/>
         <w:rPr>
-          <w:lang w:val="de-DE"/>
-        </w:rPr>
-      </w:pPr>
-      <w:r>
-        <w:rPr>
           <w:lang w:val="el-GR"/>
         </w:rPr>
-        <w:t xml:space="preserve">Ανάλυση </w:t>
-      </w:r>
-      <w:proofErr w:type="spellStart"/>
+      </w:pPr>
       <w:r>
         <w:rPr>
           <w:lang w:val="el-GR"/>
         </w:rPr>
-        <w:t>sprint</w:t>
-      </w:r>
-      <w:proofErr w:type="spellEnd"/>
-      <w:r>
-        <w:rPr>
-          <w:lang w:val="el-GR"/>
-        </w:rPr>
-        <w:t xml:space="preserve"> </w:t>
-      </w:r>
-      <w:proofErr w:type="spellStart"/>
-      <w:r>
-        <w:rPr>
-          <w:lang w:val="el-GR"/>
-        </w:rPr>
-        <w:t>Qualifying</w:t>
-      </w:r>
-      <w:proofErr w:type="spellEnd"/>
+        <w:t>Ανάλυση sprint Qualifying</w:t>
+      </w:r>
     </w:p>
     <w:p>
       <w:pPr>
@@ -85,7 +63,7 @@
           <w:bCs/>
           <w:sz w:val="28"/>
           <w:szCs w:val="28"/>
-          <w:lang w:val="de-DE"/>
+          <w:lang w:val="el-GR"/>
         </w:rPr>
       </w:pPr>
     </w:p>
@@ -114,1023 +92,319 @@
           <w:lang w:val="el-GR" w:eastAsia="el-GR"/>
           <w14:ligatures w14:val="none"/>
         </w:rPr>
-        <w:t xml:space="preserve">Η </w:t>
-      </w:r>
-      <w:proofErr w:type="spellStart"/>
-      <w:r>
-        <w:rPr>
-          <w:rFonts w:ascii="Aptos" w:eastAsia="Times New Roman" w:hAnsi="Aptos" w:cs="Times New Roman"/>
-          <w:color w:val="212121"/>
-          <w:kern w:val="0"/>
-          <w:lang w:val="el-GR" w:eastAsia="el-GR"/>
-          <w14:ligatures w14:val="none"/>
-        </w:rPr>
-        <w:t>pole</w:t>
-      </w:r>
-      <w:proofErr w:type="spellEnd"/>
-      <w:r>
-        <w:rPr>
-          <w:rFonts w:ascii="Aptos" w:eastAsia="Times New Roman" w:hAnsi="Aptos" w:cs="Times New Roman"/>
-          <w:color w:val="212121"/>
-          <w:kern w:val="0"/>
-          <w:lang w:val="el-GR" w:eastAsia="el-GR"/>
-          <w14:ligatures w14:val="none"/>
-        </w:rPr>
-        <w:t xml:space="preserve"> του </w:t>
-      </w:r>
-      <w:proofErr w:type="spellStart"/>
-      <w:r>
-        <w:rPr>
-          <w:rFonts w:ascii="Aptos" w:eastAsia="Times New Roman" w:hAnsi="Aptos" w:cs="Times New Roman"/>
-          <w:color w:val="212121"/>
-          <w:kern w:val="0"/>
-          <w:lang w:val="el-GR" w:eastAsia="el-GR"/>
-          <w14:ligatures w14:val="none"/>
-        </w:rPr>
-        <w:t>George</w:t>
-      </w:r>
-      <w:proofErr w:type="spellEnd"/>
-      <w:r>
-        <w:rPr>
-          <w:rFonts w:ascii="Aptos" w:eastAsia="Times New Roman" w:hAnsi="Aptos" w:cs="Times New Roman"/>
-          <w:color w:val="212121"/>
-          <w:kern w:val="0"/>
-          <w:lang w:val="el-GR" w:eastAsia="el-GR"/>
-          <w14:ligatures w14:val="none"/>
-        </w:rPr>
-        <w:t xml:space="preserve"> </w:t>
-      </w:r>
-      <w:proofErr w:type="spellStart"/>
-      <w:r>
-        <w:rPr>
-          <w:rFonts w:ascii="Aptos" w:eastAsia="Times New Roman" w:hAnsi="Aptos" w:cs="Times New Roman"/>
-          <w:color w:val="212121"/>
-          <w:kern w:val="0"/>
-          <w:lang w:val="el-GR" w:eastAsia="el-GR"/>
-          <w14:ligatures w14:val="none"/>
-        </w:rPr>
-        <w:t>Russell</w:t>
-      </w:r>
-      <w:proofErr w:type="spellEnd"/>
-      <w:r>
-        <w:rPr>
-          <w:rFonts w:ascii="Aptos" w:eastAsia="Times New Roman" w:hAnsi="Aptos" w:cs="Times New Roman"/>
-          <w:color w:val="212121"/>
-          <w:kern w:val="0"/>
-          <w:lang w:val="el-GR" w:eastAsia="el-GR"/>
-          <w14:ligatures w14:val="none"/>
-        </w:rPr>
-        <w:t xml:space="preserve"> στο </w:t>
-      </w:r>
-      <w:proofErr w:type="spellStart"/>
-      <w:r>
-        <w:rPr>
-          <w:rFonts w:ascii="Aptos" w:eastAsia="Times New Roman" w:hAnsi="Aptos" w:cs="Times New Roman"/>
-          <w:color w:val="212121"/>
-          <w:kern w:val="0"/>
-          <w:lang w:val="el-GR" w:eastAsia="el-GR"/>
-          <w14:ligatures w14:val="none"/>
-        </w:rPr>
-        <w:t>Sprint</w:t>
-      </w:r>
-      <w:proofErr w:type="spellEnd"/>
-      <w:r>
-        <w:rPr>
-          <w:rFonts w:ascii="Aptos" w:eastAsia="Times New Roman" w:hAnsi="Aptos" w:cs="Times New Roman"/>
-          <w:color w:val="212121"/>
-          <w:kern w:val="0"/>
-          <w:lang w:val="el-GR" w:eastAsia="el-GR"/>
-          <w14:ligatures w14:val="none"/>
-        </w:rPr>
-        <w:t xml:space="preserve"> </w:t>
-      </w:r>
-      <w:proofErr w:type="spellStart"/>
-      <w:r>
-        <w:rPr>
-          <w:rFonts w:ascii="Aptos" w:eastAsia="Times New Roman" w:hAnsi="Aptos" w:cs="Times New Roman"/>
-          <w:color w:val="212121"/>
-          <w:kern w:val="0"/>
-          <w:lang w:val="el-GR" w:eastAsia="el-GR"/>
-          <w14:ligatures w14:val="none"/>
-        </w:rPr>
-        <w:t>Shootout</w:t>
-      </w:r>
-      <w:proofErr w:type="spellEnd"/>
-      <w:r>
-        <w:rPr>
-          <w:rFonts w:ascii="Aptos" w:eastAsia="Times New Roman" w:hAnsi="Aptos" w:cs="Times New Roman"/>
-          <w:color w:val="212121"/>
-          <w:kern w:val="0"/>
-          <w:lang w:val="el-GR" w:eastAsia="el-GR"/>
-          <w14:ligatures w14:val="none"/>
-        </w:rPr>
-        <w:t xml:space="preserve"> είναι σημαντική γιατί, δείχνει ότι το μονοθέσιο δουλεύει καλά στον ένα γρήγορο γύρο.</w:t>
-      </w:r>
-    </w:p>
-    <w:p>
-      <w:pPr>
-        <w:spacing w:after="0" w:line="240" w:lineRule="auto"/>
-        <w:rPr>
-          <w:rFonts w:ascii="Aptos" w:eastAsia="Times New Roman" w:hAnsi="Aptos" w:cs="Times New Roman"/>
-          <w:color w:val="212121"/>
-          <w:kern w:val="0"/>
-          <w:lang w:val="el-GR" w:eastAsia="el-GR"/>
-          <w14:ligatures w14:val="none"/>
-        </w:rPr>
-      </w:pPr>
-      <w:r>
-        <w:rPr>
-          <w:rFonts w:ascii="Aptos" w:eastAsia="Times New Roman" w:hAnsi="Aptos" w:cs="Times New Roman"/>
-          <w:color w:val="212121"/>
-          <w:kern w:val="0"/>
-          <w:lang w:val="el-GR" w:eastAsia="el-GR"/>
-          <w14:ligatures w14:val="none"/>
-        </w:rPr>
-        <w:t xml:space="preserve">Στις </w:t>
-      </w:r>
-      <w:proofErr w:type="spellStart"/>
-      <w:r>
-        <w:rPr>
-          <w:rFonts w:ascii="Aptos" w:eastAsia="Times New Roman" w:hAnsi="Aptos" w:cs="Times New Roman"/>
-          <w:color w:val="212121"/>
-          <w:kern w:val="0"/>
-          <w:lang w:val="el-GR" w:eastAsia="el-GR"/>
-          <w14:ligatures w14:val="none"/>
-        </w:rPr>
-        <w:t>sprint</w:t>
-      </w:r>
-      <w:proofErr w:type="spellEnd"/>
-      <w:r>
-        <w:rPr>
-          <w:rFonts w:ascii="Aptos" w:eastAsia="Times New Roman" w:hAnsi="Aptos" w:cs="Times New Roman"/>
-          <w:color w:val="212121"/>
-          <w:kern w:val="0"/>
-          <w:lang w:val="el-GR" w:eastAsia="el-GR"/>
-          <w14:ligatures w14:val="none"/>
-        </w:rPr>
-        <w:t xml:space="preserve"> διαδικασίες η προετοιμασία είναι ελάχιστη και η ισορροπία του </w:t>
-      </w:r>
-      <w:proofErr w:type="spellStart"/>
-      <w:r>
-        <w:rPr>
-          <w:rFonts w:ascii="Aptos" w:eastAsia="Times New Roman" w:hAnsi="Aptos" w:cs="Times New Roman"/>
-          <w:color w:val="212121"/>
-          <w:kern w:val="0"/>
-          <w:lang w:val="el-GR" w:eastAsia="el-GR"/>
-          <w14:ligatures w14:val="none"/>
-        </w:rPr>
-        <w:t>μονοθεσίου</w:t>
-      </w:r>
-      <w:proofErr w:type="spellEnd"/>
-      <w:r>
-        <w:rPr>
-          <w:rFonts w:ascii="Aptos" w:eastAsia="Times New Roman" w:hAnsi="Aptos" w:cs="Times New Roman"/>
-          <w:color w:val="212121"/>
-          <w:kern w:val="0"/>
-          <w:lang w:val="el-GR" w:eastAsia="el-GR"/>
-          <w14:ligatures w14:val="none"/>
-        </w:rPr>
-        <w:t xml:space="preserve"> φαίνεται αμέσως.</w:t>
-      </w:r>
-    </w:p>
-    <w:p>
-      <w:pPr>
-        <w:spacing w:after="0" w:line="240" w:lineRule="auto"/>
-        <w:rPr>
-          <w:rFonts w:ascii="Aptos" w:eastAsia="Times New Roman" w:hAnsi="Aptos" w:cs="Times New Roman"/>
-          <w:color w:val="212121"/>
-          <w:kern w:val="0"/>
-          <w:lang w:val="el-GR" w:eastAsia="el-GR"/>
-          <w14:ligatures w14:val="none"/>
-        </w:rPr>
-      </w:pPr>
-      <w:r>
-        <w:rPr>
-          <w:rFonts w:ascii="Aptos" w:eastAsia="Times New Roman" w:hAnsi="Aptos" w:cs="Times New Roman"/>
-          <w:color w:val="212121"/>
-          <w:kern w:val="0"/>
-          <w:lang w:val="el-GR" w:eastAsia="el-GR"/>
-          <w14:ligatures w14:val="none"/>
-        </w:rPr>
-        <w:t xml:space="preserve">Αν έρθει το 1-2 για τη </w:t>
-      </w:r>
-      <w:proofErr w:type="spellStart"/>
-      <w:r>
-        <w:rPr>
-          <w:rFonts w:ascii="Aptos" w:eastAsia="Times New Roman" w:hAnsi="Aptos" w:cs="Times New Roman"/>
-          <w:color w:val="212121"/>
-          <w:kern w:val="0"/>
-          <w:lang w:val="el-GR" w:eastAsia="el-GR"/>
-          <w14:ligatures w14:val="none"/>
-        </w:rPr>
-        <w:t>Mercedes</w:t>
-      </w:r>
-      <w:proofErr w:type="spellEnd"/>
-      <w:r>
-        <w:rPr>
-          <w:rFonts w:ascii="Aptos" w:eastAsia="Times New Roman" w:hAnsi="Aptos" w:cs="Times New Roman"/>
-          <w:color w:val="212121"/>
-          <w:kern w:val="0"/>
-          <w:lang w:val="el-GR" w:eastAsia="el-GR"/>
-          <w14:ligatures w14:val="none"/>
-        </w:rPr>
-        <w:t xml:space="preserve"> σημαίνει ότι το πακέτο (</w:t>
-      </w:r>
-      <w:proofErr w:type="spellStart"/>
-      <w:r>
-        <w:rPr>
-          <w:rFonts w:ascii="Aptos" w:eastAsia="Times New Roman" w:hAnsi="Aptos" w:cs="Times New Roman"/>
-          <w:color w:val="212121"/>
-          <w:kern w:val="0"/>
-          <w:lang w:val="el-GR" w:eastAsia="el-GR"/>
-          <w14:ligatures w14:val="none"/>
-        </w:rPr>
-        <w:t>setup</w:t>
-      </w:r>
-      <w:proofErr w:type="spellEnd"/>
-      <w:r>
-        <w:rPr>
-          <w:rFonts w:ascii="Aptos" w:eastAsia="Times New Roman" w:hAnsi="Aptos" w:cs="Times New Roman"/>
-          <w:color w:val="212121"/>
-          <w:kern w:val="0"/>
-          <w:lang w:val="el-GR" w:eastAsia="el-GR"/>
-          <w14:ligatures w14:val="none"/>
-        </w:rPr>
-        <w:t xml:space="preserve"> + ελαστικά + αεροδυναμική) λειτουργεί σωστά τόσο στην πίστα της Σανγκάης αλλά και γενικότερα.</w:t>
-      </w:r>
-    </w:p>
-    <w:p>
-      <w:pPr>
-        <w:spacing w:after="0" w:line="240" w:lineRule="auto"/>
-        <w:rPr>
-          <w:rFonts w:ascii="Aptos" w:eastAsia="Times New Roman" w:hAnsi="Aptos" w:cs="Times New Roman"/>
-          <w:color w:val="212121"/>
-          <w:kern w:val="0"/>
-          <w:lang w:val="el-GR" w:eastAsia="el-GR"/>
-          <w14:ligatures w14:val="none"/>
-        </w:rPr>
-      </w:pPr>
-      <w:r>
-        <w:rPr>
-          <w:rFonts w:ascii="Aptos" w:eastAsia="Times New Roman" w:hAnsi="Aptos" w:cs="Times New Roman"/>
-          <w:color w:val="212121"/>
-          <w:kern w:val="0"/>
-          <w:lang w:val="el-GR" w:eastAsia="el-GR"/>
-          <w14:ligatures w14:val="none"/>
-        </w:rPr>
-        <w:t xml:space="preserve">Αν η </w:t>
-      </w:r>
-      <w:proofErr w:type="spellStart"/>
-      <w:r>
-        <w:rPr>
-          <w:rFonts w:ascii="Aptos" w:eastAsia="Times New Roman" w:hAnsi="Aptos" w:cs="Times New Roman"/>
-          <w:color w:val="212121"/>
-          <w:kern w:val="0"/>
-          <w:lang w:val="el-GR" w:eastAsia="el-GR"/>
-          <w14:ligatures w14:val="none"/>
-        </w:rPr>
-        <w:t>Mercedes</w:t>
-      </w:r>
-      <w:proofErr w:type="spellEnd"/>
-      <w:r>
-        <w:rPr>
-          <w:rFonts w:ascii="Aptos" w:eastAsia="Times New Roman" w:hAnsi="Aptos" w:cs="Times New Roman"/>
-          <w:color w:val="212121"/>
-          <w:kern w:val="0"/>
-          <w:lang w:val="el-GR" w:eastAsia="el-GR"/>
-          <w14:ligatures w14:val="none"/>
-        </w:rPr>
-        <w:t xml:space="preserve"> έχει και καλό </w:t>
-      </w:r>
-      <w:proofErr w:type="spellStart"/>
-      <w:r>
-        <w:rPr>
-          <w:rFonts w:ascii="Aptos" w:eastAsia="Times New Roman" w:hAnsi="Aptos" w:cs="Times New Roman"/>
-          <w:color w:val="212121"/>
-          <w:kern w:val="0"/>
-          <w:lang w:val="el-GR" w:eastAsia="el-GR"/>
-          <w14:ligatures w14:val="none"/>
-        </w:rPr>
-        <w:t>race</w:t>
-      </w:r>
-      <w:proofErr w:type="spellEnd"/>
-      <w:r>
-        <w:rPr>
-          <w:rFonts w:ascii="Aptos" w:eastAsia="Times New Roman" w:hAnsi="Aptos" w:cs="Times New Roman"/>
-          <w:color w:val="212121"/>
-          <w:kern w:val="0"/>
-          <w:lang w:val="el-GR" w:eastAsia="el-GR"/>
-          <w14:ligatures w14:val="none"/>
-        </w:rPr>
-        <w:t xml:space="preserve"> </w:t>
-      </w:r>
-      <w:proofErr w:type="spellStart"/>
-      <w:r>
-        <w:rPr>
-          <w:rFonts w:ascii="Aptos" w:eastAsia="Times New Roman" w:hAnsi="Aptos" w:cs="Times New Roman"/>
-          <w:color w:val="212121"/>
-          <w:kern w:val="0"/>
-          <w:lang w:val="el-GR" w:eastAsia="el-GR"/>
-          <w14:ligatures w14:val="none"/>
-        </w:rPr>
-        <w:t>pace</w:t>
-      </w:r>
-      <w:proofErr w:type="spellEnd"/>
-      <w:r>
-        <w:rPr>
-          <w:rFonts w:ascii="Aptos" w:eastAsia="Times New Roman" w:hAnsi="Aptos" w:cs="Times New Roman"/>
-          <w:color w:val="212121"/>
-          <w:kern w:val="0"/>
-          <w:lang w:val="el-GR" w:eastAsia="el-GR"/>
-          <w14:ligatures w14:val="none"/>
-        </w:rPr>
-        <w:t xml:space="preserve">, τότε στο </w:t>
-      </w:r>
-      <w:proofErr w:type="spellStart"/>
-      <w:r>
-        <w:rPr>
-          <w:rFonts w:ascii="Aptos" w:eastAsia="Times New Roman" w:hAnsi="Aptos" w:cs="Times New Roman"/>
-          <w:color w:val="212121"/>
-          <w:kern w:val="0"/>
-          <w:lang w:val="el-GR" w:eastAsia="el-GR"/>
-          <w14:ligatures w14:val="none"/>
-        </w:rPr>
-        <w:t>sprint</w:t>
-      </w:r>
-      <w:proofErr w:type="spellEnd"/>
-      <w:r>
-        <w:rPr>
-          <w:rFonts w:ascii="Aptos" w:eastAsia="Times New Roman" w:hAnsi="Aptos" w:cs="Times New Roman"/>
-          <w:color w:val="212121"/>
-          <w:kern w:val="0"/>
-          <w:lang w:val="el-GR" w:eastAsia="el-GR"/>
-          <w14:ligatures w14:val="none"/>
-        </w:rPr>
-        <w:t xml:space="preserve"> είναι πολύ πιθανό, να ελέγξει τον ρυθμό από μπροστά ώστε να αποφύγει τη φθορά ελαστικών και να μαζέψει εύκολους βαθμούς.</w:t>
-      </w:r>
-    </w:p>
-    <w:p>
-      <w:pPr>
-        <w:spacing w:after="0" w:line="240" w:lineRule="auto"/>
-        <w:rPr>
-          <w:rFonts w:ascii="Aptos" w:eastAsia="Times New Roman" w:hAnsi="Aptos" w:cs="Times New Roman"/>
-          <w:color w:val="212121"/>
-          <w:kern w:val="0"/>
-          <w:lang w:val="el-GR" w:eastAsia="el-GR"/>
-          <w14:ligatures w14:val="none"/>
-        </w:rPr>
-      </w:pPr>
-    </w:p>
-    <w:p>
-      <w:pPr>
-        <w:spacing w:after="0" w:line="240" w:lineRule="auto"/>
-        <w:rPr>
-          <w:rFonts w:ascii="Aptos" w:eastAsia="Times New Roman" w:hAnsi="Aptos" w:cs="Times New Roman"/>
-          <w:color w:val="212121"/>
-          <w:kern w:val="0"/>
-          <w:lang w:val="el-GR" w:eastAsia="el-GR"/>
-          <w14:ligatures w14:val="none"/>
-        </w:rPr>
-      </w:pPr>
-      <w:r>
-        <w:rPr>
-          <w:rFonts w:ascii="Aptos" w:eastAsia="Times New Roman" w:hAnsi="Aptos" w:cs="Times New Roman"/>
-          <w:color w:val="212121"/>
-          <w:kern w:val="0"/>
-          <w:lang w:val="el-GR" w:eastAsia="el-GR"/>
-          <w14:ligatures w14:val="none"/>
-        </w:rPr>
-        <w:t xml:space="preserve">Η πτώση της Red </w:t>
-      </w:r>
-      <w:proofErr w:type="spellStart"/>
-      <w:r>
-        <w:rPr>
-          <w:rFonts w:ascii="Aptos" w:eastAsia="Times New Roman" w:hAnsi="Aptos" w:cs="Times New Roman"/>
-          <w:color w:val="212121"/>
-          <w:kern w:val="0"/>
-          <w:lang w:val="el-GR" w:eastAsia="el-GR"/>
-          <w14:ligatures w14:val="none"/>
-        </w:rPr>
-        <w:t>Bull</w:t>
-      </w:r>
-      <w:proofErr w:type="spellEnd"/>
-      <w:r>
-        <w:rPr>
-          <w:rFonts w:ascii="Aptos" w:eastAsia="Times New Roman" w:hAnsi="Aptos" w:cs="Times New Roman"/>
-          <w:color w:val="212121"/>
-          <w:kern w:val="0"/>
-          <w:lang w:val="el-GR" w:eastAsia="el-GR"/>
-          <w14:ligatures w14:val="none"/>
-        </w:rPr>
-        <w:t xml:space="preserve"> </w:t>
-      </w:r>
-      <w:proofErr w:type="spellStart"/>
-      <w:r>
-        <w:rPr>
-          <w:rFonts w:ascii="Aptos" w:eastAsia="Times New Roman" w:hAnsi="Aptos" w:cs="Times New Roman"/>
-          <w:color w:val="212121"/>
-          <w:kern w:val="0"/>
-          <w:lang w:val="el-GR" w:eastAsia="el-GR"/>
-          <w14:ligatures w14:val="none"/>
-        </w:rPr>
-        <w:t>Racing</w:t>
-      </w:r>
-      <w:proofErr w:type="spellEnd"/>
-      <w:r>
-        <w:rPr>
-          <w:rFonts w:ascii="Aptos" w:eastAsia="Times New Roman" w:hAnsi="Aptos" w:cs="Times New Roman"/>
-          <w:color w:val="212121"/>
-          <w:kern w:val="0"/>
-          <w:lang w:val="el-GR" w:eastAsia="el-GR"/>
-          <w14:ligatures w14:val="none"/>
-        </w:rPr>
-        <w:t xml:space="preserve"> είναι ίσως η μεγαλύτερη ιστορία του τριημέρου.</w:t>
-      </w:r>
-    </w:p>
-    <w:p>
-      <w:pPr>
-        <w:spacing w:after="0" w:line="240" w:lineRule="auto"/>
-        <w:rPr>
-          <w:rFonts w:ascii="Aptos" w:eastAsia="Times New Roman" w:hAnsi="Aptos" w:cs="Times New Roman"/>
-          <w:color w:val="212121"/>
-          <w:kern w:val="0"/>
-          <w:lang w:val="el-GR" w:eastAsia="el-GR"/>
-          <w14:ligatures w14:val="none"/>
-        </w:rPr>
-      </w:pPr>
-      <w:r>
-        <w:rPr>
-          <w:rFonts w:ascii="Aptos" w:eastAsia="Times New Roman" w:hAnsi="Aptos" w:cs="Times New Roman"/>
-          <w:color w:val="212121"/>
-          <w:kern w:val="0"/>
-          <w:lang w:val="el-GR" w:eastAsia="el-GR"/>
-          <w14:ligatures w14:val="none"/>
-        </w:rPr>
-        <w:t xml:space="preserve">Αν συνεχίζεται και στην Κίνα, μπορεί να οφείλεται στο παράθυρο λειτουργίας ελαστικών, στις αλλαγές στο </w:t>
-      </w:r>
-      <w:proofErr w:type="spellStart"/>
-      <w:r>
-        <w:rPr>
-          <w:rFonts w:ascii="Aptos" w:eastAsia="Times New Roman" w:hAnsi="Aptos" w:cs="Times New Roman"/>
-          <w:color w:val="212121"/>
-          <w:kern w:val="0"/>
-          <w:lang w:val="el-GR" w:eastAsia="el-GR"/>
-          <w14:ligatures w14:val="none"/>
-        </w:rPr>
-        <w:t>setup</w:t>
-      </w:r>
-      <w:proofErr w:type="spellEnd"/>
-      <w:r>
-        <w:rPr>
-          <w:rFonts w:ascii="Aptos" w:eastAsia="Times New Roman" w:hAnsi="Aptos" w:cs="Times New Roman"/>
-          <w:color w:val="212121"/>
-          <w:kern w:val="0"/>
-          <w:lang w:val="el-GR" w:eastAsia="el-GR"/>
-          <w14:ligatures w14:val="none"/>
-        </w:rPr>
-        <w:t xml:space="preserve"> λόγω </w:t>
-      </w:r>
-      <w:proofErr w:type="spellStart"/>
-      <w:r>
-        <w:rPr>
-          <w:rFonts w:ascii="Aptos" w:eastAsia="Times New Roman" w:hAnsi="Aptos" w:cs="Times New Roman"/>
-          <w:color w:val="212121"/>
-          <w:kern w:val="0"/>
-          <w:lang w:val="el-GR" w:eastAsia="el-GR"/>
-          <w14:ligatures w14:val="none"/>
-        </w:rPr>
-        <w:t>sprint</w:t>
-      </w:r>
-      <w:proofErr w:type="spellEnd"/>
-      <w:r>
-        <w:rPr>
-          <w:rFonts w:ascii="Aptos" w:eastAsia="Times New Roman" w:hAnsi="Aptos" w:cs="Times New Roman"/>
-          <w:color w:val="212121"/>
-          <w:kern w:val="0"/>
-          <w:lang w:val="el-GR" w:eastAsia="el-GR"/>
-          <w14:ligatures w14:val="none"/>
-        </w:rPr>
-        <w:t xml:space="preserve"> </w:t>
-      </w:r>
-      <w:proofErr w:type="spellStart"/>
-      <w:r>
-        <w:rPr>
-          <w:rFonts w:ascii="Aptos" w:eastAsia="Times New Roman" w:hAnsi="Aptos" w:cs="Times New Roman"/>
-          <w:color w:val="212121"/>
-          <w:kern w:val="0"/>
-          <w:lang w:val="el-GR" w:eastAsia="el-GR"/>
-          <w14:ligatures w14:val="none"/>
-        </w:rPr>
-        <w:t>format</w:t>
-      </w:r>
-      <w:proofErr w:type="spellEnd"/>
-      <w:r>
-        <w:rPr>
-          <w:rFonts w:ascii="Aptos" w:eastAsia="Times New Roman" w:hAnsi="Aptos" w:cs="Times New Roman"/>
-          <w:color w:val="212121"/>
-          <w:kern w:val="0"/>
-          <w:lang w:val="el-GR" w:eastAsia="el-GR"/>
-          <w14:ligatures w14:val="none"/>
-        </w:rPr>
-        <w:t xml:space="preserve"> η σε αεροδυναμική ευαισθησία στο συγκεκριμένο </w:t>
-      </w:r>
-      <w:proofErr w:type="spellStart"/>
-      <w:r>
-        <w:rPr>
-          <w:rFonts w:ascii="Aptos" w:eastAsia="Times New Roman" w:hAnsi="Aptos" w:cs="Times New Roman"/>
-          <w:color w:val="212121"/>
-          <w:kern w:val="0"/>
-          <w:lang w:val="el-GR" w:eastAsia="el-GR"/>
-          <w14:ligatures w14:val="none"/>
-        </w:rPr>
-        <w:t>circuit</w:t>
-      </w:r>
-      <w:proofErr w:type="spellEnd"/>
-      <w:r>
-        <w:rPr>
-          <w:rFonts w:ascii="Aptos" w:eastAsia="Times New Roman" w:hAnsi="Aptos" w:cs="Times New Roman"/>
-          <w:color w:val="212121"/>
-          <w:kern w:val="0"/>
-          <w:lang w:val="el-GR" w:eastAsia="el-GR"/>
-          <w14:ligatures w14:val="none"/>
-        </w:rPr>
-        <w:t>.</w:t>
-      </w:r>
-    </w:p>
-    <w:p>
-      <w:pPr>
-        <w:spacing w:after="0" w:line="240" w:lineRule="auto"/>
-        <w:rPr>
-          <w:rFonts w:ascii="Aptos" w:eastAsia="Times New Roman" w:hAnsi="Aptos" w:cs="Times New Roman"/>
-          <w:color w:val="212121"/>
-          <w:kern w:val="0"/>
-          <w:lang w:val="el-GR" w:eastAsia="el-GR"/>
-          <w14:ligatures w14:val="none"/>
-        </w:rPr>
-      </w:pPr>
-    </w:p>
-    <w:p>
-      <w:pPr>
-        <w:spacing w:after="0" w:line="240" w:lineRule="auto"/>
-        <w:rPr>
-          <w:rFonts w:ascii="Aptos" w:eastAsia="Times New Roman" w:hAnsi="Aptos" w:cs="Times New Roman"/>
-          <w:color w:val="212121"/>
-          <w:kern w:val="0"/>
-          <w:lang w:val="el-GR" w:eastAsia="el-GR"/>
-          <w14:ligatures w14:val="none"/>
-        </w:rPr>
-      </w:pPr>
-      <w:r>
-        <w:rPr>
-          <w:rFonts w:ascii="Aptos" w:eastAsia="Times New Roman" w:hAnsi="Aptos" w:cs="Times New Roman"/>
-          <w:color w:val="212121"/>
-          <w:kern w:val="0"/>
-          <w:lang w:val="el-GR" w:eastAsia="el-GR"/>
-          <w14:ligatures w14:val="none"/>
-        </w:rPr>
-        <w:t xml:space="preserve">Είχαμε 2 πολύ ενδιαφέρουσες εμφανίσεις του </w:t>
-      </w:r>
-      <w:proofErr w:type="spellStart"/>
-      <w:r>
-        <w:rPr>
-          <w:rFonts w:ascii="Aptos" w:eastAsia="Times New Roman" w:hAnsi="Aptos" w:cs="Times New Roman"/>
-          <w:color w:val="212121"/>
-          <w:kern w:val="0"/>
-          <w:lang w:val="el-GR" w:eastAsia="el-GR"/>
-          <w14:ligatures w14:val="none"/>
-        </w:rPr>
-        <w:t>Oliver</w:t>
-      </w:r>
-      <w:proofErr w:type="spellEnd"/>
-      <w:r>
-        <w:rPr>
-          <w:rFonts w:ascii="Aptos" w:eastAsia="Times New Roman" w:hAnsi="Aptos" w:cs="Times New Roman"/>
-          <w:color w:val="212121"/>
-          <w:kern w:val="0"/>
-          <w:lang w:val="el-GR" w:eastAsia="el-GR"/>
-          <w14:ligatures w14:val="none"/>
-        </w:rPr>
-        <w:t xml:space="preserve"> </w:t>
-      </w:r>
-      <w:proofErr w:type="spellStart"/>
-      <w:r>
-        <w:rPr>
-          <w:rFonts w:ascii="Aptos" w:eastAsia="Times New Roman" w:hAnsi="Aptos" w:cs="Times New Roman"/>
-          <w:color w:val="212121"/>
-          <w:kern w:val="0"/>
-          <w:lang w:val="el-GR" w:eastAsia="el-GR"/>
-          <w14:ligatures w14:val="none"/>
-        </w:rPr>
-        <w:t>Bearman</w:t>
-      </w:r>
-      <w:proofErr w:type="spellEnd"/>
-      <w:r>
-        <w:rPr>
-          <w:rFonts w:ascii="Aptos" w:eastAsia="Times New Roman" w:hAnsi="Aptos" w:cs="Times New Roman"/>
-          <w:color w:val="212121"/>
-          <w:kern w:val="0"/>
-          <w:lang w:val="el-GR" w:eastAsia="el-GR"/>
-          <w14:ligatures w14:val="none"/>
-        </w:rPr>
-        <w:t xml:space="preserve"> που  συνεχίζει τις καλές εμφανίσεις, και  δείχνει ότι έχει ήδη  ταχύτητα σε επίπεδο </w:t>
-      </w:r>
-      <w:proofErr w:type="spellStart"/>
-      <w:r>
-        <w:rPr>
-          <w:rFonts w:ascii="Aptos" w:eastAsia="Times New Roman" w:hAnsi="Aptos" w:cs="Times New Roman"/>
-          <w:color w:val="212121"/>
-          <w:kern w:val="0"/>
-          <w:lang w:val="el-GR" w:eastAsia="el-GR"/>
-          <w14:ligatures w14:val="none"/>
-        </w:rPr>
-        <w:t>Formula</w:t>
-      </w:r>
-      <w:proofErr w:type="spellEnd"/>
-      <w:r>
-        <w:rPr>
-          <w:rFonts w:ascii="Aptos" w:eastAsia="Times New Roman" w:hAnsi="Aptos" w:cs="Times New Roman"/>
-          <w:color w:val="212121"/>
-          <w:kern w:val="0"/>
-          <w:lang w:val="el-GR" w:eastAsia="el-GR"/>
-          <w14:ligatures w14:val="none"/>
-        </w:rPr>
-        <w:t xml:space="preserve"> 1. Στα </w:t>
-      </w:r>
-      <w:proofErr w:type="spellStart"/>
-      <w:r>
-        <w:rPr>
-          <w:rFonts w:ascii="Aptos" w:eastAsia="Times New Roman" w:hAnsi="Aptos" w:cs="Times New Roman"/>
-          <w:color w:val="212121"/>
-          <w:kern w:val="0"/>
-          <w:lang w:val="el-GR" w:eastAsia="el-GR"/>
-          <w14:ligatures w14:val="none"/>
-        </w:rPr>
-        <w:t>sprint</w:t>
-      </w:r>
-      <w:proofErr w:type="spellEnd"/>
-      <w:r>
-        <w:rPr>
-          <w:rFonts w:ascii="Aptos" w:eastAsia="Times New Roman" w:hAnsi="Aptos" w:cs="Times New Roman"/>
-          <w:color w:val="212121"/>
-          <w:kern w:val="0"/>
-          <w:lang w:val="el-GR" w:eastAsia="el-GR"/>
-          <w14:ligatures w14:val="none"/>
-        </w:rPr>
-        <w:t xml:space="preserve"> </w:t>
-      </w:r>
-      <w:proofErr w:type="spellStart"/>
-      <w:r>
-        <w:rPr>
-          <w:rFonts w:ascii="Aptos" w:eastAsia="Times New Roman" w:hAnsi="Aptos" w:cs="Times New Roman"/>
-          <w:color w:val="212121"/>
-          <w:kern w:val="0"/>
-          <w:lang w:val="el-GR" w:eastAsia="el-GR"/>
-          <w14:ligatures w14:val="none"/>
-        </w:rPr>
-        <w:t>sessions</w:t>
-      </w:r>
-      <w:proofErr w:type="spellEnd"/>
-      <w:r>
-        <w:rPr>
-          <w:rFonts w:ascii="Aptos" w:eastAsia="Times New Roman" w:hAnsi="Aptos" w:cs="Times New Roman"/>
-          <w:color w:val="212121"/>
-          <w:kern w:val="0"/>
-          <w:lang w:val="el-GR" w:eastAsia="el-GR"/>
-          <w14:ligatures w14:val="none"/>
-        </w:rPr>
-        <w:t xml:space="preserve"> συχνά λάμπουν οι νεότεροι οδηγοί γιατί δεν φοβούνται να πιέσουν.</w:t>
-      </w:r>
-    </w:p>
-    <w:p>
-      <w:pPr>
-        <w:spacing w:after="0" w:line="240" w:lineRule="auto"/>
-        <w:rPr>
-          <w:rFonts w:ascii="Aptos" w:eastAsia="Times New Roman" w:hAnsi="Aptos" w:cs="Times New Roman"/>
-          <w:color w:val="212121"/>
-          <w:kern w:val="0"/>
-          <w:lang w:val="el-GR" w:eastAsia="el-GR"/>
-          <w14:ligatures w14:val="none"/>
-        </w:rPr>
-      </w:pPr>
-      <w:r>
-        <w:rPr>
-          <w:rFonts w:ascii="Aptos" w:eastAsia="Times New Roman" w:hAnsi="Aptos" w:cs="Times New Roman"/>
-          <w:color w:val="212121"/>
-          <w:kern w:val="0"/>
-          <w:lang w:val="el-GR" w:eastAsia="el-GR"/>
-          <w14:ligatures w14:val="none"/>
-        </w:rPr>
-        <w:t xml:space="preserve">Και φυσικά ο </w:t>
-      </w:r>
-      <w:proofErr w:type="spellStart"/>
-      <w:r>
-        <w:rPr>
-          <w:rFonts w:ascii="Aptos" w:eastAsia="Times New Roman" w:hAnsi="Aptos" w:cs="Times New Roman"/>
-          <w:color w:val="212121"/>
-          <w:kern w:val="0"/>
-          <w:lang w:val="el-GR" w:eastAsia="el-GR"/>
-          <w14:ligatures w14:val="none"/>
-        </w:rPr>
-        <w:t>Pierre</w:t>
-      </w:r>
-      <w:proofErr w:type="spellEnd"/>
-      <w:r>
-        <w:rPr>
-          <w:rFonts w:ascii="Aptos" w:eastAsia="Times New Roman" w:hAnsi="Aptos" w:cs="Times New Roman"/>
-          <w:color w:val="212121"/>
-          <w:kern w:val="0"/>
-          <w:lang w:val="el-GR" w:eastAsia="el-GR"/>
-          <w14:ligatures w14:val="none"/>
-        </w:rPr>
-        <w:t xml:space="preserve"> </w:t>
-      </w:r>
-      <w:proofErr w:type="spellStart"/>
-      <w:r>
-        <w:rPr>
-          <w:rFonts w:ascii="Aptos" w:eastAsia="Times New Roman" w:hAnsi="Aptos" w:cs="Times New Roman"/>
-          <w:color w:val="212121"/>
-          <w:kern w:val="0"/>
-          <w:lang w:val="el-GR" w:eastAsia="el-GR"/>
-          <w14:ligatures w14:val="none"/>
-        </w:rPr>
-        <w:t>Gasly</w:t>
-      </w:r>
-      <w:proofErr w:type="spellEnd"/>
-      <w:r>
-        <w:rPr>
-          <w:rFonts w:ascii="Aptos" w:eastAsia="Times New Roman" w:hAnsi="Aptos" w:cs="Times New Roman"/>
-          <w:color w:val="212121"/>
-          <w:kern w:val="0"/>
-          <w:lang w:val="el-GR" w:eastAsia="el-GR"/>
-          <w14:ligatures w14:val="none"/>
-        </w:rPr>
-        <w:t>.</w:t>
-      </w:r>
-    </w:p>
-    <w:p>
-      <w:pPr>
-        <w:spacing w:after="0" w:line="240" w:lineRule="auto"/>
-        <w:rPr>
-          <w:rFonts w:ascii="Aptos" w:eastAsia="Times New Roman" w:hAnsi="Aptos" w:cs="Times New Roman"/>
-          <w:color w:val="212121"/>
-          <w:kern w:val="0"/>
-          <w:lang w:val="el-GR" w:eastAsia="el-GR"/>
-          <w14:ligatures w14:val="none"/>
-        </w:rPr>
-      </w:pPr>
-      <w:r>
-        <w:rPr>
-          <w:rFonts w:ascii="Aptos" w:eastAsia="Times New Roman" w:hAnsi="Aptos" w:cs="Times New Roman"/>
-          <w:color w:val="212121"/>
-          <w:kern w:val="0"/>
-          <w:lang w:val="el-GR" w:eastAsia="el-GR"/>
-          <w14:ligatures w14:val="none"/>
-        </w:rPr>
-        <w:t>Ο Γάλλος είναι από τους οδηγούς που συχνά εκμεταλλεύονται το χάος μπροστά(</w:t>
-      </w:r>
-      <w:proofErr w:type="spellStart"/>
-      <w:r>
-        <w:rPr>
-          <w:rFonts w:ascii="Aptos" w:eastAsia="Times New Roman" w:hAnsi="Aptos" w:cs="Times New Roman"/>
-          <w:color w:val="212121"/>
-          <w:kern w:val="0"/>
-          <w:lang w:val="el-GR" w:eastAsia="el-GR"/>
-          <w14:ligatures w14:val="none"/>
-        </w:rPr>
-        <w:t>Monza</w:t>
-      </w:r>
-      <w:proofErr w:type="spellEnd"/>
-      <w:r>
-        <w:rPr>
-          <w:rFonts w:ascii="Aptos" w:eastAsia="Times New Roman" w:hAnsi="Aptos" w:cs="Times New Roman"/>
-          <w:color w:val="212121"/>
-          <w:kern w:val="0"/>
-          <w:lang w:val="el-GR" w:eastAsia="el-GR"/>
-          <w14:ligatures w14:val="none"/>
-        </w:rPr>
-        <w:t xml:space="preserve"> 2020). Σε </w:t>
-      </w:r>
-      <w:proofErr w:type="spellStart"/>
-      <w:r>
-        <w:rPr>
-          <w:rFonts w:ascii="Aptos" w:eastAsia="Times New Roman" w:hAnsi="Aptos" w:cs="Times New Roman"/>
-          <w:color w:val="212121"/>
-          <w:kern w:val="0"/>
-          <w:lang w:val="el-GR" w:eastAsia="el-GR"/>
-          <w14:ligatures w14:val="none"/>
-        </w:rPr>
-        <w:t>sprint</w:t>
-      </w:r>
-      <w:proofErr w:type="spellEnd"/>
-      <w:r>
-        <w:rPr>
-          <w:rFonts w:ascii="Aptos" w:eastAsia="Times New Roman" w:hAnsi="Aptos" w:cs="Times New Roman"/>
-          <w:color w:val="212121"/>
-          <w:kern w:val="0"/>
-          <w:lang w:val="el-GR" w:eastAsia="el-GR"/>
-          <w14:ligatures w14:val="none"/>
-        </w:rPr>
-        <w:t xml:space="preserve"> αγώνες μπορεί να κερδίσει 2-3 θέσεις εύκολα.</w:t>
-      </w:r>
-    </w:p>
-    <w:p>
-      <w:pPr>
-        <w:spacing w:after="0" w:line="240" w:lineRule="auto"/>
-        <w:rPr>
-          <w:rFonts w:ascii="Aptos" w:eastAsia="Times New Roman" w:hAnsi="Aptos" w:cs="Times New Roman"/>
-          <w:color w:val="212121"/>
-          <w:kern w:val="0"/>
-          <w:lang w:val="el-GR" w:eastAsia="el-GR"/>
-          <w14:ligatures w14:val="none"/>
-        </w:rPr>
-      </w:pPr>
-    </w:p>
-    <w:p>
-      <w:pPr>
-        <w:spacing w:after="0" w:line="240" w:lineRule="auto"/>
-        <w:rPr>
-          <w:rFonts w:ascii="Aptos" w:eastAsia="Times New Roman" w:hAnsi="Aptos" w:cs="Times New Roman"/>
-          <w:color w:val="212121"/>
-          <w:kern w:val="0"/>
-          <w:lang w:val="el-GR" w:eastAsia="el-GR"/>
-          <w14:ligatures w14:val="none"/>
-        </w:rPr>
-      </w:pPr>
-      <w:r>
-        <w:rPr>
-          <w:rFonts w:ascii="Aptos" w:eastAsia="Times New Roman" w:hAnsi="Aptos" w:cs="Times New Roman"/>
-          <w:color w:val="212121"/>
-          <w:kern w:val="0"/>
-          <w:lang w:val="el-GR" w:eastAsia="el-GR"/>
-          <w14:ligatures w14:val="none"/>
-        </w:rPr>
-        <w:t xml:space="preserve">Τα βασικά σημεία θα είναι η εκκίνηση του </w:t>
-      </w:r>
-      <w:proofErr w:type="spellStart"/>
-      <w:r>
-        <w:rPr>
-          <w:rFonts w:ascii="Aptos" w:eastAsia="Times New Roman" w:hAnsi="Aptos" w:cs="Times New Roman"/>
-          <w:color w:val="212121"/>
-          <w:kern w:val="0"/>
-          <w:lang w:val="el-GR" w:eastAsia="el-GR"/>
-          <w14:ligatures w14:val="none"/>
-        </w:rPr>
-        <w:t>Russell</w:t>
-      </w:r>
-      <w:proofErr w:type="spellEnd"/>
-      <w:r>
-        <w:rPr>
-          <w:rFonts w:ascii="Aptos" w:eastAsia="Times New Roman" w:hAnsi="Aptos" w:cs="Times New Roman"/>
-          <w:color w:val="212121"/>
-          <w:kern w:val="0"/>
-          <w:lang w:val="el-GR" w:eastAsia="el-GR"/>
-          <w14:ligatures w14:val="none"/>
-        </w:rPr>
-        <w:t xml:space="preserve"> και  αν κρατήσει την πρώτη θέση.</w:t>
-      </w:r>
-    </w:p>
-    <w:p>
-      <w:pPr>
-        <w:spacing w:after="0" w:line="240" w:lineRule="auto"/>
-        <w:rPr>
-          <w:rFonts w:ascii="Aptos" w:eastAsia="Times New Roman" w:hAnsi="Aptos" w:cs="Times New Roman"/>
-          <w:color w:val="212121"/>
-          <w:kern w:val="0"/>
-          <w:lang w:val="el-GR" w:eastAsia="el-GR"/>
-          <w14:ligatures w14:val="none"/>
-        </w:rPr>
-      </w:pPr>
-      <w:r>
-        <w:rPr>
-          <w:rFonts w:ascii="Aptos" w:eastAsia="Times New Roman" w:hAnsi="Aptos" w:cs="Times New Roman"/>
-          <w:color w:val="212121"/>
-          <w:kern w:val="0"/>
-          <w:lang w:val="el-GR" w:eastAsia="el-GR"/>
-          <w14:ligatures w14:val="none"/>
-        </w:rPr>
-        <w:t xml:space="preserve">Η πίεση από τον </w:t>
-      </w:r>
-      <w:proofErr w:type="spellStart"/>
-      <w:r>
-        <w:rPr>
-          <w:rFonts w:ascii="Aptos" w:eastAsia="Times New Roman" w:hAnsi="Aptos" w:cs="Times New Roman"/>
-          <w:color w:val="212121"/>
-          <w:kern w:val="0"/>
-          <w:lang w:val="el-GR" w:eastAsia="el-GR"/>
-          <w14:ligatures w14:val="none"/>
-        </w:rPr>
-        <w:t>Antonelli</w:t>
-      </w:r>
-      <w:proofErr w:type="spellEnd"/>
-      <w:r>
-        <w:rPr>
-          <w:rFonts w:ascii="Aptos" w:eastAsia="Times New Roman" w:hAnsi="Aptos" w:cs="Times New Roman"/>
-          <w:color w:val="212121"/>
-          <w:kern w:val="0"/>
-          <w:lang w:val="el-GR" w:eastAsia="el-GR"/>
-          <w14:ligatures w14:val="none"/>
-        </w:rPr>
-        <w:t xml:space="preserve"> (αν παραμείνει κοντά).</w:t>
-      </w:r>
-    </w:p>
-    <w:p>
-      <w:pPr>
-        <w:spacing w:after="0" w:line="240" w:lineRule="auto"/>
-        <w:rPr>
-          <w:rFonts w:ascii="Aptos" w:eastAsia="Times New Roman" w:hAnsi="Aptos" w:cs="Times New Roman"/>
-          <w:color w:val="212121"/>
-          <w:kern w:val="0"/>
-          <w:lang w:val="el-GR" w:eastAsia="el-GR"/>
-          <w14:ligatures w14:val="none"/>
-        </w:rPr>
-      </w:pPr>
-      <w:r>
-        <w:rPr>
-          <w:rFonts w:ascii="Aptos" w:eastAsia="Times New Roman" w:hAnsi="Aptos" w:cs="Times New Roman"/>
-          <w:color w:val="212121"/>
-          <w:kern w:val="0"/>
-          <w:lang w:val="el-GR" w:eastAsia="el-GR"/>
-          <w14:ligatures w14:val="none"/>
-        </w:rPr>
-        <w:t xml:space="preserve">Το χάος στο </w:t>
-      </w:r>
-      <w:proofErr w:type="spellStart"/>
-      <w:r>
-        <w:rPr>
-          <w:rFonts w:ascii="Aptos" w:eastAsia="Times New Roman" w:hAnsi="Aptos" w:cs="Times New Roman"/>
-          <w:color w:val="212121"/>
-          <w:kern w:val="0"/>
-          <w:lang w:val="el-GR" w:eastAsia="el-GR"/>
-          <w14:ligatures w14:val="none"/>
-        </w:rPr>
-        <w:t>midfield</w:t>
-      </w:r>
-      <w:proofErr w:type="spellEnd"/>
-      <w:r>
-        <w:rPr>
-          <w:rFonts w:ascii="Aptos" w:eastAsia="Times New Roman" w:hAnsi="Aptos" w:cs="Times New Roman"/>
-          <w:color w:val="212121"/>
-          <w:kern w:val="0"/>
-          <w:lang w:val="el-GR" w:eastAsia="el-GR"/>
-          <w14:ligatures w14:val="none"/>
-        </w:rPr>
-        <w:t>, όπου συχνά γίνονται οι περισσότερες μάχες.</w:t>
-      </w:r>
-    </w:p>
-    <w:p>
-      <w:pPr>
-        <w:spacing w:after="0" w:line="240" w:lineRule="auto"/>
-        <w:rPr>
-          <w:rFonts w:ascii="Aptos" w:eastAsia="Times New Roman" w:hAnsi="Aptos" w:cs="Times New Roman"/>
-          <w:color w:val="212121"/>
-          <w:kern w:val="0"/>
-          <w:lang w:val="el-GR" w:eastAsia="el-GR"/>
-          <w14:ligatures w14:val="none"/>
-        </w:rPr>
-      </w:pPr>
-    </w:p>
-    <w:p>
-      <w:pPr>
-        <w:spacing w:after="0" w:line="240" w:lineRule="auto"/>
-        <w:rPr>
-          <w:rFonts w:ascii="Aptos" w:eastAsia="Times New Roman" w:hAnsi="Aptos" w:cs="Times New Roman"/>
-          <w:color w:val="212121"/>
-          <w:kern w:val="0"/>
-          <w:lang w:val="el-GR" w:eastAsia="el-GR"/>
-          <w14:ligatures w14:val="none"/>
-        </w:rPr>
-      </w:pPr>
-      <w:r>
-        <w:rPr>
-          <w:rFonts w:ascii="Aptos" w:eastAsia="Times New Roman" w:hAnsi="Aptos" w:cs="Times New Roman"/>
-          <w:color w:val="212121"/>
-          <w:kern w:val="0"/>
-          <w:lang w:val="el-GR" w:eastAsia="el-GR"/>
-          <w14:ligatures w14:val="none"/>
-        </w:rPr>
-        <w:t xml:space="preserve">Αν η </w:t>
-      </w:r>
-      <w:proofErr w:type="spellStart"/>
-      <w:r>
-        <w:rPr>
-          <w:rFonts w:ascii="Aptos" w:eastAsia="Times New Roman" w:hAnsi="Aptos" w:cs="Times New Roman"/>
-          <w:color w:val="212121"/>
-          <w:kern w:val="0"/>
-          <w:lang w:val="el-GR" w:eastAsia="el-GR"/>
-          <w14:ligatures w14:val="none"/>
-        </w:rPr>
-        <w:t>Mercedes</w:t>
-      </w:r>
-      <w:proofErr w:type="spellEnd"/>
-      <w:r>
-        <w:rPr>
-          <w:rFonts w:ascii="Aptos" w:eastAsia="Times New Roman" w:hAnsi="Aptos" w:cs="Times New Roman"/>
-          <w:color w:val="212121"/>
-          <w:kern w:val="0"/>
-          <w:lang w:val="el-GR" w:eastAsia="el-GR"/>
-          <w14:ligatures w14:val="none"/>
-        </w:rPr>
-        <w:t xml:space="preserve"> φύγει μπροστά καθαρά, υπάρχει σοβαρή πιθανότητα να δούμε μια άνετη ελεγχόμενη νίκη.</w:t>
+        <w:t>Η pole του George Russell στο Sprint Shootout είναι σημαντική γιατί, δείχνει ότι το μονοθέσιο δουλεύει καλά στον ένα γρήγορο γύρο.</w:t>
+      </w:r>
+    </w:p>
+    <w:p>
+      <w:pPr>
+        <w:spacing w:after="0" w:line="240" w:lineRule="auto"/>
+        <w:rPr>
+          <w:rFonts w:ascii="Aptos" w:eastAsia="Times New Roman" w:hAnsi="Aptos" w:cs="Times New Roman"/>
+          <w:color w:val="212121"/>
+          <w:kern w:val="0"/>
+          <w:lang w:val="el-GR" w:eastAsia="el-GR"/>
+          <w14:ligatures w14:val="none"/>
+        </w:rPr>
+      </w:pPr>
+      <w:r>
+        <w:rPr>
+          <w:rFonts w:ascii="Aptos" w:eastAsia="Times New Roman" w:hAnsi="Aptos" w:cs="Times New Roman"/>
+          <w:color w:val="212121"/>
+          <w:kern w:val="0"/>
+          <w:lang w:val="el-GR" w:eastAsia="el-GR"/>
+          <w14:ligatures w14:val="none"/>
+        </w:rPr>
+        <w:t>Στις sprint διαδικασίες η προετοιμασία είναι ελάχιστη και η ισορροπία του μονοθεσίου φαίνεται αμέσως.</w:t>
+      </w:r>
+    </w:p>
+    <w:p>
+      <w:pPr>
+        <w:spacing w:after="0" w:line="240" w:lineRule="auto"/>
+        <w:rPr>
+          <w:rFonts w:ascii="Aptos" w:eastAsia="Times New Roman" w:hAnsi="Aptos" w:cs="Times New Roman"/>
+          <w:color w:val="212121"/>
+          <w:kern w:val="0"/>
+          <w:lang w:val="el-GR" w:eastAsia="el-GR"/>
+          <w14:ligatures w14:val="none"/>
+        </w:rPr>
+      </w:pPr>
+      <w:r>
+        <w:rPr>
+          <w:rFonts w:ascii="Aptos" w:eastAsia="Times New Roman" w:hAnsi="Aptos" w:cs="Times New Roman"/>
+          <w:color w:val="212121"/>
+          <w:kern w:val="0"/>
+          <w:lang w:val="el-GR" w:eastAsia="el-GR"/>
+          <w14:ligatures w14:val="none"/>
+        </w:rPr>
+        <w:t>Αν έρθει το 1-2 για τη Mercedes σημαίνει ότι το πακέτο (setup + ελαστικά + αεροδυναμική) λειτουργεί σωστά τόσο στην πίστα της Σανγκάης αλλά και γενικότερα.</w:t>
+      </w:r>
+    </w:p>
+    <w:p>
+      <w:pPr>
+        <w:spacing w:after="0" w:line="240" w:lineRule="auto"/>
+        <w:rPr>
+          <w:rFonts w:ascii="Aptos" w:eastAsia="Times New Roman" w:hAnsi="Aptos" w:cs="Times New Roman"/>
+          <w:color w:val="212121"/>
+          <w:kern w:val="0"/>
+          <w:lang w:val="el-GR" w:eastAsia="el-GR"/>
+          <w14:ligatures w14:val="none"/>
+        </w:rPr>
+      </w:pPr>
+      <w:r>
+        <w:rPr>
+          <w:rFonts w:ascii="Aptos" w:eastAsia="Times New Roman" w:hAnsi="Aptos" w:cs="Times New Roman"/>
+          <w:color w:val="212121"/>
+          <w:kern w:val="0"/>
+          <w:lang w:val="el-GR" w:eastAsia="el-GR"/>
+          <w14:ligatures w14:val="none"/>
+        </w:rPr>
+        <w:t>Αν η Mercedes έχει και καλό race pace, τότε στο sprint είναι πολύ πιθανό, να ελέγξει τον ρυθμό από μπροστά ώστε να αποφύγει τη φθορά ελαστικών και να μαζέψει εύκολους βαθμούς.</w:t>
+      </w:r>
+    </w:p>
+    <w:p>
+      <w:pPr>
+        <w:spacing w:after="0" w:line="240" w:lineRule="auto"/>
+        <w:rPr>
+          <w:rFonts w:ascii="Aptos" w:eastAsia="Times New Roman" w:hAnsi="Aptos" w:cs="Times New Roman"/>
+          <w:color w:val="212121"/>
+          <w:kern w:val="0"/>
+          <w:lang w:val="el-GR" w:eastAsia="el-GR"/>
+          <w14:ligatures w14:val="none"/>
+        </w:rPr>
+      </w:pPr>
+    </w:p>
+    <w:p>
+      <w:pPr>
+        <w:spacing w:after="0" w:line="240" w:lineRule="auto"/>
+        <w:rPr>
+          <w:rFonts w:ascii="Aptos" w:eastAsia="Times New Roman" w:hAnsi="Aptos" w:cs="Times New Roman"/>
+          <w:color w:val="212121"/>
+          <w:kern w:val="0"/>
+          <w:lang w:val="el-GR" w:eastAsia="el-GR"/>
+          <w14:ligatures w14:val="none"/>
+        </w:rPr>
+      </w:pPr>
+      <w:r>
+        <w:rPr>
+          <w:rFonts w:ascii="Aptos" w:eastAsia="Times New Roman" w:hAnsi="Aptos" w:cs="Times New Roman"/>
+          <w:color w:val="212121"/>
+          <w:kern w:val="0"/>
+          <w:lang w:val="el-GR" w:eastAsia="el-GR"/>
+          <w14:ligatures w14:val="none"/>
+        </w:rPr>
+        <w:t>Η πτώση της Red Bull Racing είναι ίσως η μεγαλύτερη ιστορία του τριημέρου.</w:t>
+      </w:r>
+    </w:p>
+    <w:p>
+      <w:pPr>
+        <w:spacing w:after="0" w:line="240" w:lineRule="auto"/>
+        <w:rPr>
+          <w:rFonts w:ascii="Aptos" w:eastAsia="Times New Roman" w:hAnsi="Aptos" w:cs="Times New Roman"/>
+          <w:color w:val="212121"/>
+          <w:kern w:val="0"/>
+          <w:lang w:val="el-GR" w:eastAsia="el-GR"/>
+          <w14:ligatures w14:val="none"/>
+        </w:rPr>
+      </w:pPr>
+      <w:r>
+        <w:rPr>
+          <w:rFonts w:ascii="Aptos" w:eastAsia="Times New Roman" w:hAnsi="Aptos" w:cs="Times New Roman"/>
+          <w:color w:val="212121"/>
+          <w:kern w:val="0"/>
+          <w:lang w:val="el-GR" w:eastAsia="el-GR"/>
+          <w14:ligatures w14:val="none"/>
+        </w:rPr>
+        <w:t>Αν συνεχίζεται και στην Κίνα, μπορεί να οφείλεται στο παράθυρο λειτουργίας ελαστικών, στις αλλαγές στο setup λόγω sprint format η σε αεροδυναμική ευαισθησία στο συγκεκριμένο circuit.</w:t>
+      </w:r>
+    </w:p>
+    <w:p>
+      <w:pPr>
+        <w:spacing w:after="0" w:line="240" w:lineRule="auto"/>
+        <w:rPr>
+          <w:rFonts w:ascii="Aptos" w:eastAsia="Times New Roman" w:hAnsi="Aptos" w:cs="Times New Roman"/>
+          <w:color w:val="212121"/>
+          <w:kern w:val="0"/>
+          <w:lang w:val="el-GR" w:eastAsia="el-GR"/>
+          <w14:ligatures w14:val="none"/>
+        </w:rPr>
+      </w:pPr>
+    </w:p>
+    <w:p>
+      <w:pPr>
+        <w:spacing w:after="0" w:line="240" w:lineRule="auto"/>
+        <w:rPr>
+          <w:rFonts w:ascii="Aptos" w:eastAsia="Times New Roman" w:hAnsi="Aptos" w:cs="Times New Roman"/>
+          <w:color w:val="212121"/>
+          <w:kern w:val="0"/>
+          <w:lang w:val="el-GR" w:eastAsia="el-GR"/>
+          <w14:ligatures w14:val="none"/>
+        </w:rPr>
+      </w:pPr>
+      <w:r>
+        <w:rPr>
+          <w:rFonts w:ascii="Aptos" w:eastAsia="Times New Roman" w:hAnsi="Aptos" w:cs="Times New Roman"/>
+          <w:color w:val="212121"/>
+          <w:kern w:val="0"/>
+          <w:lang w:val="el-GR" w:eastAsia="el-GR"/>
+          <w14:ligatures w14:val="none"/>
+        </w:rPr>
+        <w:t>Είχαμε 2 πολύ ενδιαφέρουσες εμφανίσεις του Oliver Bearman που  συνεχίζει τις καλές εμφανίσεις, και  δείχνει ότι έχει ήδη  ταχύτητα σε επίπεδο Formula 1. Στα sprint sessions συχνά λάμπουν οι νεότεροι οδηγοί γιατί δεν φοβούνται να πιέσουν.</w:t>
+      </w:r>
+    </w:p>
+    <w:p>
+      <w:pPr>
+        <w:spacing w:after="0" w:line="240" w:lineRule="auto"/>
+        <w:rPr>
+          <w:rFonts w:ascii="Aptos" w:eastAsia="Times New Roman" w:hAnsi="Aptos" w:cs="Times New Roman"/>
+          <w:color w:val="212121"/>
+          <w:kern w:val="0"/>
+          <w:lang w:val="el-GR" w:eastAsia="el-GR"/>
+          <w14:ligatures w14:val="none"/>
+        </w:rPr>
+      </w:pPr>
+      <w:r>
+        <w:rPr>
+          <w:rFonts w:ascii="Aptos" w:eastAsia="Times New Roman" w:hAnsi="Aptos" w:cs="Times New Roman"/>
+          <w:color w:val="212121"/>
+          <w:kern w:val="0"/>
+          <w:lang w:val="el-GR" w:eastAsia="el-GR"/>
+          <w14:ligatures w14:val="none"/>
+        </w:rPr>
+        <w:t>Και φυσικά ο Pierre Gasly.</w:t>
+      </w:r>
+    </w:p>
+    <w:p>
+      <w:pPr>
+        <w:spacing w:after="0" w:line="240" w:lineRule="auto"/>
+        <w:rPr>
+          <w:rFonts w:ascii="Aptos" w:eastAsia="Times New Roman" w:hAnsi="Aptos" w:cs="Times New Roman"/>
+          <w:color w:val="212121"/>
+          <w:kern w:val="0"/>
+          <w:lang w:val="el-GR" w:eastAsia="el-GR"/>
+          <w14:ligatures w14:val="none"/>
+        </w:rPr>
+      </w:pPr>
+      <w:r>
+        <w:rPr>
+          <w:rFonts w:ascii="Aptos" w:eastAsia="Times New Roman" w:hAnsi="Aptos" w:cs="Times New Roman"/>
+          <w:color w:val="212121"/>
+          <w:kern w:val="0"/>
+          <w:lang w:val="el-GR" w:eastAsia="el-GR"/>
+          <w14:ligatures w14:val="none"/>
+        </w:rPr>
+        <w:t>Ο Γάλλος είναι από τους οδηγούς που συχνά εκμεταλλεύονται το χάος μπροστά(Monza 2020). Σε sprint αγώνες μπορεί να κερδίσει 2-3 θέσεις εύκολα.</w:t>
+      </w:r>
+    </w:p>
+    <w:p>
+      <w:pPr>
+        <w:spacing w:after="0" w:line="240" w:lineRule="auto"/>
+        <w:rPr>
+          <w:rFonts w:ascii="Aptos" w:eastAsia="Times New Roman" w:hAnsi="Aptos" w:cs="Times New Roman"/>
+          <w:color w:val="212121"/>
+          <w:kern w:val="0"/>
+          <w:lang w:val="el-GR" w:eastAsia="el-GR"/>
+          <w14:ligatures w14:val="none"/>
+        </w:rPr>
+      </w:pPr>
+    </w:p>
+    <w:p>
+      <w:pPr>
+        <w:spacing w:after="0" w:line="240" w:lineRule="auto"/>
+        <w:rPr>
+          <w:rFonts w:ascii="Aptos" w:eastAsia="Times New Roman" w:hAnsi="Aptos" w:cs="Times New Roman"/>
+          <w:color w:val="212121"/>
+          <w:kern w:val="0"/>
+          <w:lang w:val="el-GR" w:eastAsia="el-GR"/>
+          <w14:ligatures w14:val="none"/>
+        </w:rPr>
+      </w:pPr>
+      <w:r>
+        <w:rPr>
+          <w:rFonts w:ascii="Aptos" w:eastAsia="Times New Roman" w:hAnsi="Aptos" w:cs="Times New Roman"/>
+          <w:color w:val="212121"/>
+          <w:kern w:val="0"/>
+          <w:lang w:val="el-GR" w:eastAsia="el-GR"/>
+          <w14:ligatures w14:val="none"/>
+        </w:rPr>
+        <w:t>Τα βασικά σημεία θα είναι η εκκίνηση του Russell και  αν κρατήσει την πρώτη θέση.</w:t>
+      </w:r>
+    </w:p>
+    <w:p>
+      <w:pPr>
+        <w:spacing w:after="0" w:line="240" w:lineRule="auto"/>
+        <w:rPr>
+          <w:rFonts w:ascii="Aptos" w:eastAsia="Times New Roman" w:hAnsi="Aptos" w:cs="Times New Roman"/>
+          <w:color w:val="212121"/>
+          <w:kern w:val="0"/>
+          <w:lang w:val="el-GR" w:eastAsia="el-GR"/>
+          <w14:ligatures w14:val="none"/>
+        </w:rPr>
+      </w:pPr>
+      <w:r>
+        <w:rPr>
+          <w:rFonts w:ascii="Aptos" w:eastAsia="Times New Roman" w:hAnsi="Aptos" w:cs="Times New Roman"/>
+          <w:color w:val="212121"/>
+          <w:kern w:val="0"/>
+          <w:lang w:val="el-GR" w:eastAsia="el-GR"/>
+          <w14:ligatures w14:val="none"/>
+        </w:rPr>
+        <w:t>Η πίεση από τον Antonelli (αν παραμείνει κοντά).</w:t>
+      </w:r>
+    </w:p>
+    <w:p>
+      <w:pPr>
+        <w:spacing w:after="0" w:line="240" w:lineRule="auto"/>
+        <w:rPr>
+          <w:rFonts w:ascii="Aptos" w:eastAsia="Times New Roman" w:hAnsi="Aptos" w:cs="Times New Roman"/>
+          <w:color w:val="212121"/>
+          <w:kern w:val="0"/>
+          <w:lang w:val="el-GR" w:eastAsia="el-GR"/>
+          <w14:ligatures w14:val="none"/>
+        </w:rPr>
+      </w:pPr>
+      <w:r>
+        <w:rPr>
+          <w:rFonts w:ascii="Aptos" w:eastAsia="Times New Roman" w:hAnsi="Aptos" w:cs="Times New Roman"/>
+          <w:color w:val="212121"/>
+          <w:kern w:val="0"/>
+          <w:lang w:val="el-GR" w:eastAsia="el-GR"/>
+          <w14:ligatures w14:val="none"/>
+        </w:rPr>
+        <w:t>Το χάος στο midfield, όπου συχνά γίνονται οι περισσότερες μάχες.</w:t>
+      </w:r>
+    </w:p>
+    <w:p>
+      <w:pPr>
+        <w:spacing w:after="0" w:line="240" w:lineRule="auto"/>
+        <w:rPr>
+          <w:rFonts w:ascii="Aptos" w:eastAsia="Times New Roman" w:hAnsi="Aptos" w:cs="Times New Roman"/>
+          <w:color w:val="212121"/>
+          <w:kern w:val="0"/>
+          <w:lang w:val="el-GR" w:eastAsia="el-GR"/>
+          <w14:ligatures w14:val="none"/>
+        </w:rPr>
+      </w:pPr>
+    </w:p>
+    <w:p>
+      <w:pPr>
+        <w:spacing w:after="0" w:line="240" w:lineRule="auto"/>
+        <w:rPr>
+          <w:rFonts w:ascii="Aptos" w:eastAsia="Times New Roman" w:hAnsi="Aptos" w:cs="Times New Roman"/>
+          <w:color w:val="212121"/>
+          <w:kern w:val="0"/>
+          <w:lang w:val="el-GR" w:eastAsia="el-GR"/>
+          <w14:ligatures w14:val="none"/>
+        </w:rPr>
+      </w:pPr>
+      <w:r>
+        <w:rPr>
+          <w:rFonts w:ascii="Aptos" w:eastAsia="Times New Roman" w:hAnsi="Aptos" w:cs="Times New Roman"/>
+          <w:color w:val="212121"/>
+          <w:kern w:val="0"/>
+          <w:lang w:val="el-GR" w:eastAsia="el-GR"/>
+          <w14:ligatures w14:val="none"/>
+        </w:rPr>
+        <w:t>Αν η Mercedes φύγει μπροστά καθαρά, υπάρχει σοβαρή πιθανότητα να δούμε μια άνετη ελεγχόμενη νίκη.</w:t>
       </w:r>
     </w:p>
     <w:p>
@@ -1152,73 +426,7 @@
           <w:lang w:val="el-GR" w:eastAsia="el-GR"/>
           <w14:ligatures w14:val="none"/>
         </w:rPr>
-        <w:t xml:space="preserve">Αν όμως υπάρξει </w:t>
-      </w:r>
-      <w:proofErr w:type="spellStart"/>
-      <w:r>
-        <w:rPr>
-          <w:rFonts w:ascii="Aptos" w:eastAsia="Times New Roman" w:hAnsi="Aptos" w:cs="Times New Roman"/>
-          <w:color w:val="212121"/>
-          <w:kern w:val="0"/>
-          <w:lang w:val="el-GR" w:eastAsia="el-GR"/>
-          <w14:ligatures w14:val="none"/>
-        </w:rPr>
-        <w:t>safety</w:t>
-      </w:r>
-      <w:proofErr w:type="spellEnd"/>
-      <w:r>
-        <w:rPr>
-          <w:rFonts w:ascii="Aptos" w:eastAsia="Times New Roman" w:hAnsi="Aptos" w:cs="Times New Roman"/>
-          <w:color w:val="212121"/>
-          <w:kern w:val="0"/>
-          <w:lang w:val="el-GR" w:eastAsia="el-GR"/>
-          <w14:ligatures w14:val="none"/>
-        </w:rPr>
-        <w:t xml:space="preserve"> </w:t>
-      </w:r>
-      <w:proofErr w:type="spellStart"/>
-      <w:r>
-        <w:rPr>
-          <w:rFonts w:ascii="Aptos" w:eastAsia="Times New Roman" w:hAnsi="Aptos" w:cs="Times New Roman"/>
-          <w:color w:val="212121"/>
-          <w:kern w:val="0"/>
-          <w:lang w:val="el-GR" w:eastAsia="el-GR"/>
-          <w14:ligatures w14:val="none"/>
-        </w:rPr>
-        <w:t>car</w:t>
-      </w:r>
-      <w:proofErr w:type="spellEnd"/>
-      <w:r>
-        <w:rPr>
-          <w:rFonts w:ascii="Aptos" w:eastAsia="Times New Roman" w:hAnsi="Aptos" w:cs="Times New Roman"/>
-          <w:color w:val="212121"/>
-          <w:kern w:val="0"/>
-          <w:lang w:val="el-GR" w:eastAsia="el-GR"/>
-          <w14:ligatures w14:val="none"/>
-        </w:rPr>
-        <w:t xml:space="preserve"> ή κακή εκκίνηση, τότε το </w:t>
-      </w:r>
-      <w:proofErr w:type="spellStart"/>
-      <w:r>
-        <w:rPr>
-          <w:rFonts w:ascii="Aptos" w:eastAsia="Times New Roman" w:hAnsi="Aptos" w:cs="Times New Roman"/>
-          <w:color w:val="212121"/>
-          <w:kern w:val="0"/>
-          <w:lang w:val="el-GR" w:eastAsia="el-GR"/>
-          <w14:ligatures w14:val="none"/>
-        </w:rPr>
-        <w:t>sprint</w:t>
-      </w:r>
-      <w:proofErr w:type="spellEnd"/>
-      <w:r>
-        <w:rPr>
-          <w:rFonts w:ascii="Aptos" w:eastAsia="Times New Roman" w:hAnsi="Aptos" w:cs="Times New Roman"/>
-          <w:color w:val="212121"/>
-          <w:kern w:val="0"/>
-          <w:lang w:val="el-GR" w:eastAsia="el-GR"/>
-          <w14:ligatures w14:val="none"/>
-        </w:rPr>
-        <w:t xml:space="preserve"> μπορεί να ανοίξει πλήρως.</w:t>
+        <w:t>Αν όμως υπάρξει safety car ή κακή εκκίνηση, τότε το sprint μπορεί να ανοίξει πλήρως.</w:t>
       </w:r>
     </w:p>
     <w:p>
@@ -1262,29 +470,7 @@
           <w:lang w:val="el-GR" w:eastAsia="el-GR"/>
           <w14:ligatures w14:val="none"/>
         </w:rPr>
-        <w:t xml:space="preserve"> Πρόβλεψη </w:t>
-      </w:r>
-      <w:proofErr w:type="spellStart"/>
-      <w:r>
-        <w:rPr>
-          <w:rFonts w:ascii="Aptos" w:eastAsia="Times New Roman" w:hAnsi="Aptos" w:cs="Times New Roman"/>
-          <w:color w:val="212121"/>
-          <w:kern w:val="0"/>
-          <w:lang w:val="el-GR" w:eastAsia="el-GR"/>
-          <w14:ligatures w14:val="none"/>
-        </w:rPr>
-        <w:t>sprint</w:t>
-      </w:r>
-      <w:proofErr w:type="spellEnd"/>
-      <w:r>
-        <w:rPr>
-          <w:rFonts w:ascii="Aptos" w:eastAsia="Times New Roman" w:hAnsi="Aptos" w:cs="Times New Roman"/>
-          <w:color w:val="212121"/>
-          <w:kern w:val="0"/>
-          <w:lang w:val="el-GR" w:eastAsia="el-GR"/>
-          <w14:ligatures w14:val="none"/>
-        </w:rPr>
-        <w:t xml:space="preserve"> (με βάση την εικόνα των ομάδων </w:t>
+        <w:t xml:space="preserve"> Πρόβλεψη sprint (με βάση την εικόνα των ομάδων </w:t>
       </w:r>
     </w:p>
     <w:p>
@@ -1326,20 +512,8 @@
           <w:lang w:val="el-GR" w:eastAsia="el-GR"/>
           <w14:ligatures w14:val="none"/>
         </w:rPr>
-        <w:t xml:space="preserve"> </w:t>
-      </w:r>
-      <w:proofErr w:type="spellStart"/>
-      <w:r>
-        <w:rPr>
-          <w:rFonts w:ascii="Aptos" w:eastAsia="Times New Roman" w:hAnsi="Aptos" w:cs="Times New Roman"/>
-          <w:color w:val="212121"/>
-          <w:kern w:val="0"/>
-          <w:lang w:val="el-GR" w:eastAsia="el-GR"/>
-          <w14:ligatures w14:val="none"/>
-        </w:rPr>
-        <w:t>Mercedes</w:t>
-      </w:r>
-      <w:proofErr w:type="spellEnd"/>
+        <w:t xml:space="preserve"> Mercedes</w:t>
+      </w:r>
     </w:p>
     <w:p>
       <w:pPr>
@@ -1380,51 +554,7 @@
           <w:lang w:val="el-GR" w:eastAsia="el-GR"/>
           <w14:ligatures w14:val="none"/>
         </w:rPr>
-        <w:t xml:space="preserve"> μάχη μεταξύ </w:t>
-      </w:r>
-      <w:proofErr w:type="spellStart"/>
-      <w:r>
-        <w:rPr>
-          <w:rFonts w:ascii="Aptos" w:eastAsia="Times New Roman" w:hAnsi="Aptos" w:cs="Times New Roman"/>
-          <w:color w:val="212121"/>
-          <w:kern w:val="0"/>
-          <w:lang w:val="el-GR" w:eastAsia="el-GR"/>
-          <w14:ligatures w14:val="none"/>
-        </w:rPr>
-        <w:t>Ferrari</w:t>
-      </w:r>
-      <w:proofErr w:type="spellEnd"/>
-      <w:r>
-        <w:rPr>
-          <w:rFonts w:ascii="Aptos" w:eastAsia="Times New Roman" w:hAnsi="Aptos" w:cs="Times New Roman"/>
-          <w:color w:val="212121"/>
-          <w:kern w:val="0"/>
-          <w:lang w:val="el-GR" w:eastAsia="el-GR"/>
-          <w14:ligatures w14:val="none"/>
-        </w:rPr>
-        <w:t xml:space="preserve"> / </w:t>
-      </w:r>
-      <w:proofErr w:type="spellStart"/>
-      <w:r>
-        <w:rPr>
-          <w:rFonts w:ascii="Aptos" w:eastAsia="Times New Roman" w:hAnsi="Aptos" w:cs="Times New Roman"/>
-          <w:color w:val="212121"/>
-          <w:kern w:val="0"/>
-          <w:lang w:val="el-GR" w:eastAsia="el-GR"/>
-          <w14:ligatures w14:val="none"/>
-        </w:rPr>
-        <w:t>McLaren</w:t>
-      </w:r>
-      <w:proofErr w:type="spellEnd"/>
-      <w:r>
-        <w:rPr>
-          <w:rFonts w:ascii="Aptos" w:eastAsia="Times New Roman" w:hAnsi="Aptos" w:cs="Times New Roman"/>
-          <w:color w:val="212121"/>
-          <w:kern w:val="0"/>
-          <w:lang w:val="el-GR" w:eastAsia="el-GR"/>
-          <w14:ligatures w14:val="none"/>
-        </w:rPr>
-        <w:t> </w:t>
+        <w:t> μάχη μεταξύ Ferrari / McLaren </w:t>
       </w:r>
     </w:p>
     <w:p>
